--- a/ky/wisdom-stories/judges-answer.docx
+++ b/ky/wisdom-stories/judges-answer.docx
@@ -97,8 +97,7 @@
           <w:b/>
           <w:bCs/>
         </w:rPr>
-        <w:lastRenderedPageBreak/>
-        <w:t>Сабак: Ач көздүк адамды көбүрөөк алам деп жүрүп, колунда барынан да ажыратышы мүмкүн. Калп айтып, бирөөнүн акысын бербей койгон адам кээде өз сөзү менен өзүн ашкерелейт.</w:t>
+        <w:t>Сабак: Ач көз адам көбүрөөк алам деп жүрүп, колунда барынан да ажырашы мүмкүн. Калп айтып, бирөөнүн акысын бербей койгон адам кээде өз сөзү менен өзүн ашкерелейт.</w:t>
       </w:r>
     </w:p>
     <w:p>
